--- a/doc/2.Document Annexe/CHECK_2510_RegulationChauffage_Mendes.docx
+++ b/doc/2.Document Annexe/CHECK_2510_RegulationChauffage_Mendes.docx
@@ -1,6 +1,6 @@
 
 <file path=word/document.xml><?xml version="1.0" encoding="utf-8"?>
-<w:document xmlns:wpc="http://schemas.microsoft.com/office/word/2010/wordprocessingCanvas" xmlns:cx="http://schemas.microsoft.com/office/drawing/2014/chartex" xmlns:cx1="http://schemas.microsoft.com/office/drawing/2015/9/8/chartex" xmlns:cx2="http://schemas.microsoft.com/office/drawing/2015/10/21/chartex" xmlns:cx3="http://schemas.microsoft.com/office/drawing/2016/5/9/chartex" xmlns:cx4="http://schemas.microsoft.com/office/drawing/2016/5/10/chartex" xmlns:cx5="http://schemas.microsoft.com/office/drawing/2016/5/11/chartex" xmlns:cx6="http://schemas.microsoft.com/office/drawing/2016/5/12/chartex" xmlns:cx7="http://schemas.microsoft.com/office/drawing/2016/5/13/chartex" xmlns:cx8="http://schemas.microsoft.com/office/drawing/2016/5/14/chartex" xmlns:mc="http://schemas.openxmlformats.org/markup-compatibility/2006" xmlns:aink="http://schemas.microsoft.com/office/drawing/2016/ink" xmlns:am3d="http://schemas.microsoft.com/office/drawing/2017/model3d" xmlns:o="urn:schemas-microsoft-com:office:office" xmlns:oel="http://schemas.microsoft.com/office/2019/extlst" xmlns:r="http://schemas.openxmlformats.org/officeDocument/2006/relationships" xmlns:m="http://schemas.openxmlformats.org/officeDocument/2006/math" xmlns:v="urn:schemas-microsoft-com:vml" xmlns:wp14="http://schemas.microsoft.com/office/word/2010/wordprocessingDrawing" xmlns:wp="http://schemas.openxmlformats.org/drawingml/2006/wordprocessingDrawing" xmlns:w10="urn:schemas-microsoft-com:office:word" xmlns:w="http://schemas.openxmlformats.org/wordprocessingml/2006/main" xmlns:w14="http://schemas.microsoft.com/office/word/2010/wordml" xmlns:w15="http://schemas.microsoft.com/office/word/2012/wordml" xmlns:w16cex="http://schemas.microsoft.com/office/word/2018/wordml/cex" xmlns:w16cid="http://schemas.microsoft.com/office/word/2016/wordml/cid" xmlns:w16="http://schemas.microsoft.com/office/word/2018/wordml" xmlns:w16du="http://schemas.microsoft.com/office/word/2023/wordml/word16du" xmlns:w16sdtdh="http://schemas.microsoft.com/office/word/2020/wordml/sdtdatahash" xmlns:w16se="http://schemas.microsoft.com/office/word/2015/wordml/symex" xmlns:wpg="http://schemas.microsoft.com/office/word/2010/wordprocessingGroup" xmlns:wpi="http://schemas.microsoft.com/office/word/2010/wordprocessingInk" xmlns:wne="http://schemas.microsoft.com/office/word/2006/wordml" xmlns:wps="http://schemas.microsoft.com/office/word/2010/wordprocessingShape" mc:Ignorable="w14 w15 w16se w16cid w16 w16cex w16sdtdh wp14">
+<w:document xmlns:wpc="http://schemas.microsoft.com/office/word/2010/wordprocessingCanvas" xmlns:cx="http://schemas.microsoft.com/office/drawing/2014/chartex" xmlns:cx1="http://schemas.microsoft.com/office/drawing/2015/9/8/chartex" xmlns:cx2="http://schemas.microsoft.com/office/drawing/2015/10/21/chartex" xmlns:cx3="http://schemas.microsoft.com/office/drawing/2016/5/9/chartex" xmlns:cx4="http://schemas.microsoft.com/office/drawing/2016/5/10/chartex" xmlns:cx5="http://schemas.microsoft.com/office/drawing/2016/5/11/chartex" xmlns:cx6="http://schemas.microsoft.com/office/drawing/2016/5/12/chartex" xmlns:cx7="http://schemas.microsoft.com/office/drawing/2016/5/13/chartex" xmlns:cx8="http://schemas.microsoft.com/office/drawing/2016/5/14/chartex" xmlns:mc="http://schemas.openxmlformats.org/markup-compatibility/2006" xmlns:aink="http://schemas.microsoft.com/office/drawing/2016/ink" xmlns:am3d="http://schemas.microsoft.com/office/drawing/2017/model3d" xmlns:o="urn:schemas-microsoft-com:office:office" xmlns:oel="http://schemas.microsoft.com/office/2019/extlst" xmlns:r="http://schemas.openxmlformats.org/officeDocument/2006/relationships" xmlns:m="http://schemas.openxmlformats.org/officeDocument/2006/math" xmlns:v="urn:schemas-microsoft-com:vml" xmlns:wp14="http://schemas.microsoft.com/office/word/2010/wordprocessingDrawing" xmlns:wp="http://schemas.openxmlformats.org/drawingml/2006/wordprocessingDrawing" xmlns:w10="urn:schemas-microsoft-com:office:word" xmlns:w="http://schemas.openxmlformats.org/wordprocessingml/2006/main" xmlns:w14="http://schemas.microsoft.com/office/word/2010/wordml" xmlns:w15="http://schemas.microsoft.com/office/word/2012/wordml" xmlns:w16cex="http://schemas.microsoft.com/office/word/2018/wordml/cex" xmlns:w16cid="http://schemas.microsoft.com/office/word/2016/wordml/cid" xmlns:w16="http://schemas.microsoft.com/office/word/2018/wordml" xmlns:w16du="http://schemas.microsoft.com/office/word/2023/wordml/word16du" xmlns:w16sdtdh="http://schemas.microsoft.com/office/word/2020/wordml/sdtdatahash" xmlns:w16sdtfl="http://schemas.microsoft.com/office/word/2024/wordml/sdtformatlock" xmlns:w16se="http://schemas.microsoft.com/office/word/2015/wordml/symex" xmlns:wpg="http://schemas.microsoft.com/office/word/2010/wordprocessingGroup" xmlns:wpi="http://schemas.microsoft.com/office/word/2010/wordprocessingInk" xmlns:wne="http://schemas.microsoft.com/office/word/2006/wordml" xmlns:wps="http://schemas.microsoft.com/office/word/2010/wordprocessingShape" mc:Ignorable="w14 w15 w16se w16cid w16 w16cex w16sdtdh w16sdtfl w16du wp14">
   <w:body>
     <w:p>
       <w:pPr>
@@ -9,6 +9,20 @@
       </w:pPr>
       <w:r>
         <w:t>Checklist revue de schéma</w:t>
+      </w:r>
+      <w:r>
+        <w:t xml:space="preserve"> </w:t>
+      </w:r>
+      <w:r>
+        <w:t xml:space="preserve">2510 </w:t>
+      </w:r>
+      <w:proofErr w:type="spellStart"/>
+      <w:r>
+        <w:t>Regulation</w:t>
+      </w:r>
+      <w:proofErr w:type="spellEnd"/>
+      <w:r>
+        <w:t xml:space="preserve"> Chauffage</w:t>
       </w:r>
     </w:p>
     <w:p/>
@@ -45,7 +59,11 @@
           <w:tcPr>
             <w:tcW w:w="6515" w:type="dxa"/>
           </w:tcPr>
-          <w:p/>
+          <w:p>
+            <w:r>
+              <w:t>Léo Mendes</w:t>
+            </w:r>
+          </w:p>
         </w:tc>
       </w:tr>
       <w:tr>
@@ -78,7 +96,14 @@
           <w:tcPr>
             <w:tcW w:w="6515" w:type="dxa"/>
           </w:tcPr>
-          <w:p/>
+          <w:p>
+            <w:r>
+              <w:t>Léo Mendes</w:t>
+            </w:r>
+            <w:r>
+              <w:t xml:space="preserve">, Philippe Bovet, Antonin Graff </w:t>
+            </w:r>
+          </w:p>
         </w:tc>
       </w:tr>
       <w:tr>
@@ -106,7 +131,11 @@
           <w:tcPr>
             <w:tcW w:w="6515" w:type="dxa"/>
           </w:tcPr>
-          <w:p/>
+          <w:p>
+            <w:r>
+              <w:t>25.08.2025</w:t>
+            </w:r>
+          </w:p>
         </w:tc>
       </w:tr>
     </w:tbl>
@@ -207,7 +236,11 @@
           <w:tcPr>
             <w:tcW w:w="992" w:type="dxa"/>
           </w:tcPr>
-          <w:p/>
+          <w:p>
+            <w:r>
+              <w:t>OK</w:t>
+            </w:r>
+          </w:p>
         </w:tc>
         <w:tc>
           <w:tcPr>
@@ -239,7 +272,11 @@
           <w:tcPr>
             <w:tcW w:w="992" w:type="dxa"/>
           </w:tcPr>
-          <w:p/>
+          <w:p>
+            <w:r>
+              <w:t>OK</w:t>
+            </w:r>
+          </w:p>
         </w:tc>
         <w:tc>
           <w:tcPr>
@@ -262,8 +299,13 @@
               </w:numPr>
               <w:ind w:left="318"/>
             </w:pPr>
-            <w:r>
-              <w:t>ICs tous alimentés et tensions correctes</w:t>
+            <w:proofErr w:type="spellStart"/>
+            <w:r>
+              <w:t>ICs</w:t>
+            </w:r>
+            <w:proofErr w:type="spellEnd"/>
+            <w:r>
+              <w:t xml:space="preserve"> tous alimentés et tensions correctes</w:t>
             </w:r>
           </w:p>
         </w:tc>
@@ -271,7 +313,11 @@
           <w:tcPr>
             <w:tcW w:w="992" w:type="dxa"/>
           </w:tcPr>
-          <w:p/>
+          <w:p>
+            <w:r>
+              <w:t>OK</w:t>
+            </w:r>
+          </w:p>
         </w:tc>
         <w:tc>
           <w:tcPr>
@@ -303,7 +349,11 @@
           <w:tcPr>
             <w:tcW w:w="992" w:type="dxa"/>
           </w:tcPr>
-          <w:p/>
+          <w:p>
+            <w:r>
+              <w:t>OK</w:t>
+            </w:r>
+          </w:p>
         </w:tc>
         <w:tc>
           <w:tcPr>
@@ -327,7 +377,23 @@
               <w:ind w:left="318"/>
             </w:pPr>
             <w:r>
-              <w:t>Connexions et polarités composants (trans bi-polaires, MOS, diodes, leds….)</w:t>
+              <w:t xml:space="preserve">Connexions et polarités composants (trans </w:t>
+            </w:r>
+            <w:proofErr w:type="spellStart"/>
+            <w:r>
+              <w:t>bi-polaires</w:t>
+            </w:r>
+            <w:proofErr w:type="spellEnd"/>
+            <w:r>
+              <w:t xml:space="preserve">, MOS, diodes, </w:t>
+            </w:r>
+            <w:proofErr w:type="spellStart"/>
+            <w:r>
+              <w:t>leds</w:t>
+            </w:r>
+            <w:proofErr w:type="spellEnd"/>
+            <w:r>
+              <w:t>….)</w:t>
             </w:r>
           </w:p>
         </w:tc>
@@ -335,7 +401,11 @@
           <w:tcPr>
             <w:tcW w:w="992" w:type="dxa"/>
           </w:tcPr>
-          <w:p/>
+          <w:p>
+            <w:r>
+              <w:t>OK</w:t>
+            </w:r>
+          </w:p>
         </w:tc>
         <w:tc>
           <w:tcPr>
@@ -359,7 +429,15 @@
               <w:ind w:left="318"/>
             </w:pPr>
             <w:r>
-              <w:t>Entrées + et – AOPs et comparateurs</w:t>
+              <w:t xml:space="preserve">Entrées + et – </w:t>
+            </w:r>
+            <w:proofErr w:type="spellStart"/>
+            <w:r>
+              <w:t>AOPs</w:t>
+            </w:r>
+            <w:proofErr w:type="spellEnd"/>
+            <w:r>
+              <w:t xml:space="preserve"> et comparateurs</w:t>
             </w:r>
           </w:p>
         </w:tc>
@@ -367,7 +445,11 @@
           <w:tcPr>
             <w:tcW w:w="992" w:type="dxa"/>
           </w:tcPr>
-          <w:p/>
+          <w:p>
+            <w:r>
+              <w:t>NA</w:t>
+            </w:r>
+          </w:p>
         </w:tc>
         <w:tc>
           <w:tcPr>
@@ -399,7 +481,11 @@
           <w:tcPr>
             <w:tcW w:w="992" w:type="dxa"/>
           </w:tcPr>
-          <w:p/>
+          <w:p>
+            <w:r>
+              <w:t>OK</w:t>
+            </w:r>
+          </w:p>
         </w:tc>
         <w:tc>
           <w:tcPr>
@@ -423,7 +509,15 @@
               <w:ind w:left="318"/>
             </w:pPr>
             <w:r>
-              <w:t>Câblage signaux de debug MCU</w:t>
+              <w:t xml:space="preserve">Câblage signaux de </w:t>
+            </w:r>
+            <w:proofErr w:type="spellStart"/>
+            <w:r>
+              <w:t>debug</w:t>
+            </w:r>
+            <w:proofErr w:type="spellEnd"/>
+            <w:r>
+              <w:t xml:space="preserve"> MCU</w:t>
             </w:r>
           </w:p>
         </w:tc>
@@ -431,7 +525,11 @@
           <w:tcPr>
             <w:tcW w:w="992" w:type="dxa"/>
           </w:tcPr>
-          <w:p/>
+          <w:p>
+            <w:r>
+              <w:t>NA</w:t>
+            </w:r>
+          </w:p>
         </w:tc>
         <w:tc>
           <w:tcPr>
@@ -463,7 +561,11 @@
           <w:tcPr>
             <w:tcW w:w="992" w:type="dxa"/>
           </w:tcPr>
-          <w:p/>
+          <w:p>
+            <w:r>
+              <w:t>OK</w:t>
+            </w:r>
+          </w:p>
         </w:tc>
         <w:tc>
           <w:tcPr>
@@ -495,7 +597,11 @@
           <w:tcPr>
             <w:tcW w:w="992" w:type="dxa"/>
           </w:tcPr>
-          <w:p/>
+          <w:p>
+            <w:r>
+              <w:t>OK</w:t>
+            </w:r>
+          </w:p>
         </w:tc>
         <w:tc>
           <w:tcPr>
@@ -519,7 +625,7 @@
 </file>
 
 <file path=word/endnotes.xml><?xml version="1.0" encoding="utf-8"?>
-<w:endnotes xmlns:wpc="http://schemas.microsoft.com/office/word/2010/wordprocessingCanvas" xmlns:cx="http://schemas.microsoft.com/office/drawing/2014/chartex" xmlns:cx1="http://schemas.microsoft.com/office/drawing/2015/9/8/chartex" xmlns:cx2="http://schemas.microsoft.com/office/drawing/2015/10/21/chartex" xmlns:cx3="http://schemas.microsoft.com/office/drawing/2016/5/9/chartex" xmlns:cx4="http://schemas.microsoft.com/office/drawing/2016/5/10/chartex" xmlns:cx5="http://schemas.microsoft.com/office/drawing/2016/5/11/chartex" xmlns:cx6="http://schemas.microsoft.com/office/drawing/2016/5/12/chartex" xmlns:cx7="http://schemas.microsoft.com/office/drawing/2016/5/13/chartex" xmlns:cx8="http://schemas.microsoft.com/office/drawing/2016/5/14/chartex" xmlns:mc="http://schemas.openxmlformats.org/markup-compatibility/2006" xmlns:aink="http://schemas.microsoft.com/office/drawing/2016/ink" xmlns:am3d="http://schemas.microsoft.com/office/drawing/2017/model3d" xmlns:o="urn:schemas-microsoft-com:office:office" xmlns:oel="http://schemas.microsoft.com/office/2019/extlst" xmlns:r="http://schemas.openxmlformats.org/officeDocument/2006/relationships" xmlns:m="http://schemas.openxmlformats.org/officeDocument/2006/math" xmlns:v="urn:schemas-microsoft-com:vml" xmlns:wp14="http://schemas.microsoft.com/office/word/2010/wordprocessingDrawing" xmlns:wp="http://schemas.openxmlformats.org/drawingml/2006/wordprocessingDrawing" xmlns:w10="urn:schemas-microsoft-com:office:word" xmlns:w="http://schemas.openxmlformats.org/wordprocessingml/2006/main" xmlns:w14="http://schemas.microsoft.com/office/word/2010/wordml" xmlns:w15="http://schemas.microsoft.com/office/word/2012/wordml" xmlns:w16cex="http://schemas.microsoft.com/office/word/2018/wordml/cex" xmlns:w16cid="http://schemas.microsoft.com/office/word/2016/wordml/cid" xmlns:w16="http://schemas.microsoft.com/office/word/2018/wordml" xmlns:w16du="http://schemas.microsoft.com/office/word/2023/wordml/word16du" xmlns:w16sdtdh="http://schemas.microsoft.com/office/word/2020/wordml/sdtdatahash" xmlns:w16se="http://schemas.microsoft.com/office/word/2015/wordml/symex" xmlns:wpg="http://schemas.microsoft.com/office/word/2010/wordprocessingGroup" xmlns:wpi="http://schemas.microsoft.com/office/word/2010/wordprocessingInk" xmlns:wne="http://schemas.microsoft.com/office/word/2006/wordml" xmlns:wps="http://schemas.microsoft.com/office/word/2010/wordprocessingShape" mc:Ignorable="w14 w15 w16se w16cid w16 w16cex w16sdtdh wp14">
+<w:endnotes xmlns:wpc="http://schemas.microsoft.com/office/word/2010/wordprocessingCanvas" xmlns:cx="http://schemas.microsoft.com/office/drawing/2014/chartex" xmlns:cx1="http://schemas.microsoft.com/office/drawing/2015/9/8/chartex" xmlns:cx2="http://schemas.microsoft.com/office/drawing/2015/10/21/chartex" xmlns:cx3="http://schemas.microsoft.com/office/drawing/2016/5/9/chartex" xmlns:cx4="http://schemas.microsoft.com/office/drawing/2016/5/10/chartex" xmlns:cx5="http://schemas.microsoft.com/office/drawing/2016/5/11/chartex" xmlns:cx6="http://schemas.microsoft.com/office/drawing/2016/5/12/chartex" xmlns:cx7="http://schemas.microsoft.com/office/drawing/2016/5/13/chartex" xmlns:cx8="http://schemas.microsoft.com/office/drawing/2016/5/14/chartex" xmlns:mc="http://schemas.openxmlformats.org/markup-compatibility/2006" xmlns:aink="http://schemas.microsoft.com/office/drawing/2016/ink" xmlns:am3d="http://schemas.microsoft.com/office/drawing/2017/model3d" xmlns:o="urn:schemas-microsoft-com:office:office" xmlns:oel="http://schemas.microsoft.com/office/2019/extlst" xmlns:r="http://schemas.openxmlformats.org/officeDocument/2006/relationships" xmlns:m="http://schemas.openxmlformats.org/officeDocument/2006/math" xmlns:v="urn:schemas-microsoft-com:vml" xmlns:wp14="http://schemas.microsoft.com/office/word/2010/wordprocessingDrawing" xmlns:wp="http://schemas.openxmlformats.org/drawingml/2006/wordprocessingDrawing" xmlns:w10="urn:schemas-microsoft-com:office:word" xmlns:w="http://schemas.openxmlformats.org/wordprocessingml/2006/main" xmlns:w14="http://schemas.microsoft.com/office/word/2010/wordml" xmlns:w15="http://schemas.microsoft.com/office/word/2012/wordml" xmlns:w16cex="http://schemas.microsoft.com/office/word/2018/wordml/cex" xmlns:w16cid="http://schemas.microsoft.com/office/word/2016/wordml/cid" xmlns:w16="http://schemas.microsoft.com/office/word/2018/wordml" xmlns:w16du="http://schemas.microsoft.com/office/word/2023/wordml/word16du" xmlns:w16sdtdh="http://schemas.microsoft.com/office/word/2020/wordml/sdtdatahash" xmlns:w16sdtfl="http://schemas.microsoft.com/office/word/2024/wordml/sdtformatlock" xmlns:w16se="http://schemas.microsoft.com/office/word/2015/wordml/symex" xmlns:wpg="http://schemas.microsoft.com/office/word/2010/wordprocessingGroup" xmlns:wpi="http://schemas.microsoft.com/office/word/2010/wordprocessingInk" xmlns:wne="http://schemas.microsoft.com/office/word/2006/wordml" xmlns:wps="http://schemas.microsoft.com/office/word/2010/wordprocessingShape" mc:Ignorable="w14 w15 w16se w16cid w16 w16cex w16sdtdh w16sdtfl w16du wp14">
   <w:endnote w:type="separator" w:id="-1">
     <w:p>
       <w:pPr>
@@ -551,7 +657,7 @@
 </file>
 
 <file path=word/footer1.xml><?xml version="1.0" encoding="utf-8"?>
-<w:ftr xmlns:wpc="http://schemas.microsoft.com/office/word/2010/wordprocessingCanvas" xmlns:cx="http://schemas.microsoft.com/office/drawing/2014/chartex" xmlns:cx1="http://schemas.microsoft.com/office/drawing/2015/9/8/chartex" xmlns:cx2="http://schemas.microsoft.com/office/drawing/2015/10/21/chartex" xmlns:cx3="http://schemas.microsoft.com/office/drawing/2016/5/9/chartex" xmlns:cx4="http://schemas.microsoft.com/office/drawing/2016/5/10/chartex" xmlns:cx5="http://schemas.microsoft.com/office/drawing/2016/5/11/chartex" xmlns:cx6="http://schemas.microsoft.com/office/drawing/2016/5/12/chartex" xmlns:cx7="http://schemas.microsoft.com/office/drawing/2016/5/13/chartex" xmlns:cx8="http://schemas.microsoft.com/office/drawing/2016/5/14/chartex" xmlns:mc="http://schemas.openxmlformats.org/markup-compatibility/2006" xmlns:aink="http://schemas.microsoft.com/office/drawing/2016/ink" xmlns:am3d="http://schemas.microsoft.com/office/drawing/2017/model3d" xmlns:o="urn:schemas-microsoft-com:office:office" xmlns:oel="http://schemas.microsoft.com/office/2019/extlst" xmlns:r="http://schemas.openxmlformats.org/officeDocument/2006/relationships" xmlns:m="http://schemas.openxmlformats.org/officeDocument/2006/math" xmlns:v="urn:schemas-microsoft-com:vml" xmlns:wp14="http://schemas.microsoft.com/office/word/2010/wordprocessingDrawing" xmlns:wp="http://schemas.openxmlformats.org/drawingml/2006/wordprocessingDrawing" xmlns:w10="urn:schemas-microsoft-com:office:word" xmlns:w="http://schemas.openxmlformats.org/wordprocessingml/2006/main" xmlns:w14="http://schemas.microsoft.com/office/word/2010/wordml" xmlns:w15="http://schemas.microsoft.com/office/word/2012/wordml" xmlns:w16cex="http://schemas.microsoft.com/office/word/2018/wordml/cex" xmlns:w16cid="http://schemas.microsoft.com/office/word/2016/wordml/cid" xmlns:w16="http://schemas.microsoft.com/office/word/2018/wordml" xmlns:w16du="http://schemas.microsoft.com/office/word/2023/wordml/word16du" xmlns:w16sdtdh="http://schemas.microsoft.com/office/word/2020/wordml/sdtdatahash" xmlns:w16se="http://schemas.microsoft.com/office/word/2015/wordml/symex" xmlns:wpg="http://schemas.microsoft.com/office/word/2010/wordprocessingGroup" xmlns:wpi="http://schemas.microsoft.com/office/word/2010/wordprocessingInk" xmlns:wne="http://schemas.microsoft.com/office/word/2006/wordml" xmlns:wps="http://schemas.microsoft.com/office/word/2010/wordprocessingShape" mc:Ignorable="w14 w15 w16se w16cid w16 w16cex w16sdtdh wp14">
+<w:ftr xmlns:wpc="http://schemas.microsoft.com/office/word/2010/wordprocessingCanvas" xmlns:cx="http://schemas.microsoft.com/office/drawing/2014/chartex" xmlns:cx1="http://schemas.microsoft.com/office/drawing/2015/9/8/chartex" xmlns:cx2="http://schemas.microsoft.com/office/drawing/2015/10/21/chartex" xmlns:cx3="http://schemas.microsoft.com/office/drawing/2016/5/9/chartex" xmlns:cx4="http://schemas.microsoft.com/office/drawing/2016/5/10/chartex" xmlns:cx5="http://schemas.microsoft.com/office/drawing/2016/5/11/chartex" xmlns:cx6="http://schemas.microsoft.com/office/drawing/2016/5/12/chartex" xmlns:cx7="http://schemas.microsoft.com/office/drawing/2016/5/13/chartex" xmlns:cx8="http://schemas.microsoft.com/office/drawing/2016/5/14/chartex" xmlns:mc="http://schemas.openxmlformats.org/markup-compatibility/2006" xmlns:aink="http://schemas.microsoft.com/office/drawing/2016/ink" xmlns:am3d="http://schemas.microsoft.com/office/drawing/2017/model3d" xmlns:o="urn:schemas-microsoft-com:office:office" xmlns:oel="http://schemas.microsoft.com/office/2019/extlst" xmlns:r="http://schemas.openxmlformats.org/officeDocument/2006/relationships" xmlns:m="http://schemas.openxmlformats.org/officeDocument/2006/math" xmlns:v="urn:schemas-microsoft-com:vml" xmlns:wp14="http://schemas.microsoft.com/office/word/2010/wordprocessingDrawing" xmlns:wp="http://schemas.openxmlformats.org/drawingml/2006/wordprocessingDrawing" xmlns:w10="urn:schemas-microsoft-com:office:word" xmlns:w="http://schemas.openxmlformats.org/wordprocessingml/2006/main" xmlns:w14="http://schemas.microsoft.com/office/word/2010/wordml" xmlns:w15="http://schemas.microsoft.com/office/word/2012/wordml" xmlns:w16cex="http://schemas.microsoft.com/office/word/2018/wordml/cex" xmlns:w16cid="http://schemas.microsoft.com/office/word/2016/wordml/cid" xmlns:w16="http://schemas.microsoft.com/office/word/2018/wordml" xmlns:w16du="http://schemas.microsoft.com/office/word/2023/wordml/word16du" xmlns:w16sdtdh="http://schemas.microsoft.com/office/word/2020/wordml/sdtdatahash" xmlns:w16sdtfl="http://schemas.microsoft.com/office/word/2024/wordml/sdtformatlock" xmlns:w16se="http://schemas.microsoft.com/office/word/2015/wordml/symex" xmlns:wpg="http://schemas.microsoft.com/office/word/2010/wordprocessingGroup" xmlns:wpi="http://schemas.microsoft.com/office/word/2010/wordprocessingInk" xmlns:wne="http://schemas.microsoft.com/office/word/2006/wordml" xmlns:wps="http://schemas.microsoft.com/office/word/2010/wordprocessingShape" mc:Ignorable="w14 w15 w16se w16cid w16 w16cex w16sdtdh w16sdtfl w16du wp14">
   <w:p>
     <w:pPr>
       <w:pStyle w:val="Pieddepage"/>
@@ -596,7 +702,7 @@
 </file>
 
 <file path=word/footnotes.xml><?xml version="1.0" encoding="utf-8"?>
-<w:footnotes xmlns:wpc="http://schemas.microsoft.com/office/word/2010/wordprocessingCanvas" xmlns:cx="http://schemas.microsoft.com/office/drawing/2014/chartex" xmlns:cx1="http://schemas.microsoft.com/office/drawing/2015/9/8/chartex" xmlns:cx2="http://schemas.microsoft.com/office/drawing/2015/10/21/chartex" xmlns:cx3="http://schemas.microsoft.com/office/drawing/2016/5/9/chartex" xmlns:cx4="http://schemas.microsoft.com/office/drawing/2016/5/10/chartex" xmlns:cx5="http://schemas.microsoft.com/office/drawing/2016/5/11/chartex" xmlns:cx6="http://schemas.microsoft.com/office/drawing/2016/5/12/chartex" xmlns:cx7="http://schemas.microsoft.com/office/drawing/2016/5/13/chartex" xmlns:cx8="http://schemas.microsoft.com/office/drawing/2016/5/14/chartex" xmlns:mc="http://schemas.openxmlformats.org/markup-compatibility/2006" xmlns:aink="http://schemas.microsoft.com/office/drawing/2016/ink" xmlns:am3d="http://schemas.microsoft.com/office/drawing/2017/model3d" xmlns:o="urn:schemas-microsoft-com:office:office" xmlns:oel="http://schemas.microsoft.com/office/2019/extlst" xmlns:r="http://schemas.openxmlformats.org/officeDocument/2006/relationships" xmlns:m="http://schemas.openxmlformats.org/officeDocument/2006/math" xmlns:v="urn:schemas-microsoft-com:vml" xmlns:wp14="http://schemas.microsoft.com/office/word/2010/wordprocessingDrawing" xmlns:wp="http://schemas.openxmlformats.org/drawingml/2006/wordprocessingDrawing" xmlns:w10="urn:schemas-microsoft-com:office:word" xmlns:w="http://schemas.openxmlformats.org/wordprocessingml/2006/main" xmlns:w14="http://schemas.microsoft.com/office/word/2010/wordml" xmlns:w15="http://schemas.microsoft.com/office/word/2012/wordml" xmlns:w16cex="http://schemas.microsoft.com/office/word/2018/wordml/cex" xmlns:w16cid="http://schemas.microsoft.com/office/word/2016/wordml/cid" xmlns:w16="http://schemas.microsoft.com/office/word/2018/wordml" xmlns:w16du="http://schemas.microsoft.com/office/word/2023/wordml/word16du" xmlns:w16sdtdh="http://schemas.microsoft.com/office/word/2020/wordml/sdtdatahash" xmlns:w16se="http://schemas.microsoft.com/office/word/2015/wordml/symex" xmlns:wpg="http://schemas.microsoft.com/office/word/2010/wordprocessingGroup" xmlns:wpi="http://schemas.microsoft.com/office/word/2010/wordprocessingInk" xmlns:wne="http://schemas.microsoft.com/office/word/2006/wordml" xmlns:wps="http://schemas.microsoft.com/office/word/2010/wordprocessingShape" mc:Ignorable="w14 w15 w16se w16cid w16 w16cex w16sdtdh wp14">
+<w:footnotes xmlns:wpc="http://schemas.microsoft.com/office/word/2010/wordprocessingCanvas" xmlns:cx="http://schemas.microsoft.com/office/drawing/2014/chartex" xmlns:cx1="http://schemas.microsoft.com/office/drawing/2015/9/8/chartex" xmlns:cx2="http://schemas.microsoft.com/office/drawing/2015/10/21/chartex" xmlns:cx3="http://schemas.microsoft.com/office/drawing/2016/5/9/chartex" xmlns:cx4="http://schemas.microsoft.com/office/drawing/2016/5/10/chartex" xmlns:cx5="http://schemas.microsoft.com/office/drawing/2016/5/11/chartex" xmlns:cx6="http://schemas.microsoft.com/office/drawing/2016/5/12/chartex" xmlns:cx7="http://schemas.microsoft.com/office/drawing/2016/5/13/chartex" xmlns:cx8="http://schemas.microsoft.com/office/drawing/2016/5/14/chartex" xmlns:mc="http://schemas.openxmlformats.org/markup-compatibility/2006" xmlns:aink="http://schemas.microsoft.com/office/drawing/2016/ink" xmlns:am3d="http://schemas.microsoft.com/office/drawing/2017/model3d" xmlns:o="urn:schemas-microsoft-com:office:office" xmlns:oel="http://schemas.microsoft.com/office/2019/extlst" xmlns:r="http://schemas.openxmlformats.org/officeDocument/2006/relationships" xmlns:m="http://schemas.openxmlformats.org/officeDocument/2006/math" xmlns:v="urn:schemas-microsoft-com:vml" xmlns:wp14="http://schemas.microsoft.com/office/word/2010/wordprocessingDrawing" xmlns:wp="http://schemas.openxmlformats.org/drawingml/2006/wordprocessingDrawing" xmlns:w10="urn:schemas-microsoft-com:office:word" xmlns:w="http://schemas.openxmlformats.org/wordprocessingml/2006/main" xmlns:w14="http://schemas.microsoft.com/office/word/2010/wordml" xmlns:w15="http://schemas.microsoft.com/office/word/2012/wordml" xmlns:w16cex="http://schemas.microsoft.com/office/word/2018/wordml/cex" xmlns:w16cid="http://schemas.microsoft.com/office/word/2016/wordml/cid" xmlns:w16="http://schemas.microsoft.com/office/word/2018/wordml" xmlns:w16du="http://schemas.microsoft.com/office/word/2023/wordml/word16du" xmlns:w16sdtdh="http://schemas.microsoft.com/office/word/2020/wordml/sdtdatahash" xmlns:w16sdtfl="http://schemas.microsoft.com/office/word/2024/wordml/sdtformatlock" xmlns:w16se="http://schemas.microsoft.com/office/word/2015/wordml/symex" xmlns:wpg="http://schemas.microsoft.com/office/word/2010/wordprocessingGroup" xmlns:wpi="http://schemas.microsoft.com/office/word/2010/wordprocessingInk" xmlns:wne="http://schemas.microsoft.com/office/word/2006/wordml" xmlns:wps="http://schemas.microsoft.com/office/word/2010/wordprocessingShape" mc:Ignorable="w14 w15 w16se w16cid w16 w16cex w16sdtdh w16sdtfl w16du wp14">
   <w:footnote w:type="separator" w:id="-1">
     <w:p>
       <w:pPr>
@@ -628,7 +734,7 @@
 </file>
 
 <file path=word/header1.xml><?xml version="1.0" encoding="utf-8"?>
-<w:hdr xmlns:wpc="http://schemas.microsoft.com/office/word/2010/wordprocessingCanvas" xmlns:cx="http://schemas.microsoft.com/office/drawing/2014/chartex" xmlns:cx1="http://schemas.microsoft.com/office/drawing/2015/9/8/chartex" xmlns:cx2="http://schemas.microsoft.com/office/drawing/2015/10/21/chartex" xmlns:cx3="http://schemas.microsoft.com/office/drawing/2016/5/9/chartex" xmlns:cx4="http://schemas.microsoft.com/office/drawing/2016/5/10/chartex" xmlns:cx5="http://schemas.microsoft.com/office/drawing/2016/5/11/chartex" xmlns:cx6="http://schemas.microsoft.com/office/drawing/2016/5/12/chartex" xmlns:cx7="http://schemas.microsoft.com/office/drawing/2016/5/13/chartex" xmlns:cx8="http://schemas.microsoft.com/office/drawing/2016/5/14/chartex" xmlns:mc="http://schemas.openxmlformats.org/markup-compatibility/2006" xmlns:aink="http://schemas.microsoft.com/office/drawing/2016/ink" xmlns:am3d="http://schemas.microsoft.com/office/drawing/2017/model3d" xmlns:o="urn:schemas-microsoft-com:office:office" xmlns:oel="http://schemas.microsoft.com/office/2019/extlst" xmlns:r="http://schemas.openxmlformats.org/officeDocument/2006/relationships" xmlns:m="http://schemas.openxmlformats.org/officeDocument/2006/math" xmlns:v="urn:schemas-microsoft-com:vml" xmlns:wp14="http://schemas.microsoft.com/office/word/2010/wordprocessingDrawing" xmlns:wp="http://schemas.openxmlformats.org/drawingml/2006/wordprocessingDrawing" xmlns:w10="urn:schemas-microsoft-com:office:word" xmlns:w="http://schemas.openxmlformats.org/wordprocessingml/2006/main" xmlns:w14="http://schemas.microsoft.com/office/word/2010/wordml" xmlns:w15="http://schemas.microsoft.com/office/word/2012/wordml" xmlns:w16cex="http://schemas.microsoft.com/office/word/2018/wordml/cex" xmlns:w16cid="http://schemas.microsoft.com/office/word/2016/wordml/cid" xmlns:w16="http://schemas.microsoft.com/office/word/2018/wordml" xmlns:w16du="http://schemas.microsoft.com/office/word/2023/wordml/word16du" xmlns:w16sdtdh="http://schemas.microsoft.com/office/word/2020/wordml/sdtdatahash" xmlns:w16se="http://schemas.microsoft.com/office/word/2015/wordml/symex" xmlns:wpg="http://schemas.microsoft.com/office/word/2010/wordprocessingGroup" xmlns:wpi="http://schemas.microsoft.com/office/word/2010/wordprocessingInk" xmlns:wne="http://schemas.microsoft.com/office/word/2006/wordml" xmlns:wps="http://schemas.microsoft.com/office/word/2010/wordprocessingShape" mc:Ignorable="w14 w15 w16se w16cid w16 w16cex w16sdtdh wp14">
+<w:hdr xmlns:wpc="http://schemas.microsoft.com/office/word/2010/wordprocessingCanvas" xmlns:cx="http://schemas.microsoft.com/office/drawing/2014/chartex" xmlns:cx1="http://schemas.microsoft.com/office/drawing/2015/9/8/chartex" xmlns:cx2="http://schemas.microsoft.com/office/drawing/2015/10/21/chartex" xmlns:cx3="http://schemas.microsoft.com/office/drawing/2016/5/9/chartex" xmlns:cx4="http://schemas.microsoft.com/office/drawing/2016/5/10/chartex" xmlns:cx5="http://schemas.microsoft.com/office/drawing/2016/5/11/chartex" xmlns:cx6="http://schemas.microsoft.com/office/drawing/2016/5/12/chartex" xmlns:cx7="http://schemas.microsoft.com/office/drawing/2016/5/13/chartex" xmlns:cx8="http://schemas.microsoft.com/office/drawing/2016/5/14/chartex" xmlns:mc="http://schemas.openxmlformats.org/markup-compatibility/2006" xmlns:aink="http://schemas.microsoft.com/office/drawing/2016/ink" xmlns:am3d="http://schemas.microsoft.com/office/drawing/2017/model3d" xmlns:o="urn:schemas-microsoft-com:office:office" xmlns:oel="http://schemas.microsoft.com/office/2019/extlst" xmlns:r="http://schemas.openxmlformats.org/officeDocument/2006/relationships" xmlns:m="http://schemas.openxmlformats.org/officeDocument/2006/math" xmlns:v="urn:schemas-microsoft-com:vml" xmlns:wp14="http://schemas.microsoft.com/office/word/2010/wordprocessingDrawing" xmlns:wp="http://schemas.openxmlformats.org/drawingml/2006/wordprocessingDrawing" xmlns:w10="urn:schemas-microsoft-com:office:word" xmlns:w="http://schemas.openxmlformats.org/wordprocessingml/2006/main" xmlns:w14="http://schemas.microsoft.com/office/word/2010/wordml" xmlns:w15="http://schemas.microsoft.com/office/word/2012/wordml" xmlns:w16cex="http://schemas.microsoft.com/office/word/2018/wordml/cex" xmlns:w16cid="http://schemas.microsoft.com/office/word/2016/wordml/cid" xmlns:w16="http://schemas.microsoft.com/office/word/2018/wordml" xmlns:w16du="http://schemas.microsoft.com/office/word/2023/wordml/word16du" xmlns:w16sdtdh="http://schemas.microsoft.com/office/word/2020/wordml/sdtdatahash" xmlns:w16sdtfl="http://schemas.microsoft.com/office/word/2024/wordml/sdtformatlock" xmlns:w16se="http://schemas.microsoft.com/office/word/2015/wordml/symex" xmlns:wpg="http://schemas.microsoft.com/office/word/2010/wordprocessingGroup" xmlns:wpi="http://schemas.microsoft.com/office/word/2010/wordprocessingInk" xmlns:wne="http://schemas.microsoft.com/office/word/2006/wordml" xmlns:wps="http://schemas.microsoft.com/office/word/2010/wordprocessingShape" mc:Ignorable="w14 w15 w16se w16cid w16 w16cex w16sdtdh w16sdtfl w16du wp14">
   <w:p>
     <w:pPr>
       <w:pStyle w:val="En-tte"/>
@@ -781,7 +887,7 @@
         <w:sz w:val="28"/>
         <w:szCs w:val="28"/>
       </w:rPr>
-      <w:t xml:space="preserve"> PCAO</w:t>
+      <w:t xml:space="preserve"> </w:t>
     </w:r>
     <w:r>
       <w:rPr>
@@ -790,7 +896,7 @@
         <w:sz w:val="28"/>
         <w:szCs w:val="28"/>
       </w:rPr>
-      <w:t>/Projets/Dip</w:t>
+      <w:t>/Dip</w:t>
     </w:r>
     <w:r>
       <w:rPr>
@@ -835,7 +941,7 @@
 </file>
 
 <file path=word/numbering.xml><?xml version="1.0" encoding="utf-8"?>
-<w:numbering xmlns:wpc="http://schemas.microsoft.com/office/word/2010/wordprocessingCanvas" xmlns:cx="http://schemas.microsoft.com/office/drawing/2014/chartex" xmlns:cx1="http://schemas.microsoft.com/office/drawing/2015/9/8/chartex" xmlns:cx2="http://schemas.microsoft.com/office/drawing/2015/10/21/chartex" xmlns:cx3="http://schemas.microsoft.com/office/drawing/2016/5/9/chartex" xmlns:cx4="http://schemas.microsoft.com/office/drawing/2016/5/10/chartex" xmlns:cx5="http://schemas.microsoft.com/office/drawing/2016/5/11/chartex" xmlns:cx6="http://schemas.microsoft.com/office/drawing/2016/5/12/chartex" xmlns:cx7="http://schemas.microsoft.com/office/drawing/2016/5/13/chartex" xmlns:cx8="http://schemas.microsoft.com/office/drawing/2016/5/14/chartex" xmlns:mc="http://schemas.openxmlformats.org/markup-compatibility/2006" xmlns:aink="http://schemas.microsoft.com/office/drawing/2016/ink" xmlns:am3d="http://schemas.microsoft.com/office/drawing/2017/model3d" xmlns:o="urn:schemas-microsoft-com:office:office" xmlns:oel="http://schemas.microsoft.com/office/2019/extlst" xmlns:r="http://schemas.openxmlformats.org/officeDocument/2006/relationships" xmlns:m="http://schemas.openxmlformats.org/officeDocument/2006/math" xmlns:v="urn:schemas-microsoft-com:vml" xmlns:wp14="http://schemas.microsoft.com/office/word/2010/wordprocessingDrawing" xmlns:wp="http://schemas.openxmlformats.org/drawingml/2006/wordprocessingDrawing" xmlns:w10="urn:schemas-microsoft-com:office:word" xmlns:w="http://schemas.openxmlformats.org/wordprocessingml/2006/main" xmlns:w14="http://schemas.microsoft.com/office/word/2010/wordml" xmlns:w15="http://schemas.microsoft.com/office/word/2012/wordml" xmlns:w16cex="http://schemas.microsoft.com/office/word/2018/wordml/cex" xmlns:w16cid="http://schemas.microsoft.com/office/word/2016/wordml/cid" xmlns:w16="http://schemas.microsoft.com/office/word/2018/wordml" xmlns:w16du="http://schemas.microsoft.com/office/word/2023/wordml/word16du" xmlns:w16sdtdh="http://schemas.microsoft.com/office/word/2020/wordml/sdtdatahash" xmlns:w16se="http://schemas.microsoft.com/office/word/2015/wordml/symex" xmlns:wpg="http://schemas.microsoft.com/office/word/2010/wordprocessingGroup" xmlns:wpi="http://schemas.microsoft.com/office/word/2010/wordprocessingInk" xmlns:wne="http://schemas.microsoft.com/office/word/2006/wordml" xmlns:wps="http://schemas.microsoft.com/office/word/2010/wordprocessingShape" mc:Ignorable="w14 w15 w16se w16cid w16 w16cex w16sdtdh wp14">
+<w:numbering xmlns:wpc="http://schemas.microsoft.com/office/word/2010/wordprocessingCanvas" xmlns:cx="http://schemas.microsoft.com/office/drawing/2014/chartex" xmlns:cx1="http://schemas.microsoft.com/office/drawing/2015/9/8/chartex" xmlns:cx2="http://schemas.microsoft.com/office/drawing/2015/10/21/chartex" xmlns:cx3="http://schemas.microsoft.com/office/drawing/2016/5/9/chartex" xmlns:cx4="http://schemas.microsoft.com/office/drawing/2016/5/10/chartex" xmlns:cx5="http://schemas.microsoft.com/office/drawing/2016/5/11/chartex" xmlns:cx6="http://schemas.microsoft.com/office/drawing/2016/5/12/chartex" xmlns:cx7="http://schemas.microsoft.com/office/drawing/2016/5/13/chartex" xmlns:cx8="http://schemas.microsoft.com/office/drawing/2016/5/14/chartex" xmlns:mc="http://schemas.openxmlformats.org/markup-compatibility/2006" xmlns:aink="http://schemas.microsoft.com/office/drawing/2016/ink" xmlns:am3d="http://schemas.microsoft.com/office/drawing/2017/model3d" xmlns:o="urn:schemas-microsoft-com:office:office" xmlns:oel="http://schemas.microsoft.com/office/2019/extlst" xmlns:r="http://schemas.openxmlformats.org/officeDocument/2006/relationships" xmlns:m="http://schemas.openxmlformats.org/officeDocument/2006/math" xmlns:v="urn:schemas-microsoft-com:vml" xmlns:wp14="http://schemas.microsoft.com/office/word/2010/wordprocessingDrawing" xmlns:wp="http://schemas.openxmlformats.org/drawingml/2006/wordprocessingDrawing" xmlns:w10="urn:schemas-microsoft-com:office:word" xmlns:w="http://schemas.openxmlformats.org/wordprocessingml/2006/main" xmlns:w14="http://schemas.microsoft.com/office/word/2010/wordml" xmlns:w15="http://schemas.microsoft.com/office/word/2012/wordml" xmlns:w16cex="http://schemas.microsoft.com/office/word/2018/wordml/cex" xmlns:w16cid="http://schemas.microsoft.com/office/word/2016/wordml/cid" xmlns:w16="http://schemas.microsoft.com/office/word/2018/wordml" xmlns:w16du="http://schemas.microsoft.com/office/word/2023/wordml/word16du" xmlns:w16sdtdh="http://schemas.microsoft.com/office/word/2020/wordml/sdtdatahash" xmlns:w16sdtfl="http://schemas.microsoft.com/office/word/2024/wordml/sdtformatlock" xmlns:w16se="http://schemas.microsoft.com/office/word/2015/wordml/symex" xmlns:wpg="http://schemas.microsoft.com/office/word/2010/wordprocessingGroup" xmlns:wpi="http://schemas.microsoft.com/office/word/2010/wordprocessingInk" xmlns:wne="http://schemas.microsoft.com/office/word/2006/wordml" xmlns:wps="http://schemas.microsoft.com/office/word/2010/wordprocessingShape" mc:Ignorable="w14 w15 w16se w16cid w16 w16cex w16sdtdh w16sdtfl w16du wp14">
   <w:abstractNum w:abstractNumId="0" w15:restartNumberingAfterBreak="0">
     <w:nsid w:val="7A7D6D20"/>
     <w:multiLevelType w:val="hybridMultilevel"/>
@@ -929,7 +1035,7 @@
 </file>
 
 <file path=word/styles.xml><?xml version="1.0" encoding="utf-8"?>
-<w:styles xmlns:mc="http://schemas.openxmlformats.org/markup-compatibility/2006" xmlns:r="http://schemas.openxmlformats.org/officeDocument/2006/relationships" xmlns:w="http://schemas.openxmlformats.org/wordprocessingml/2006/main" xmlns:w14="http://schemas.microsoft.com/office/word/2010/wordml" xmlns:w15="http://schemas.microsoft.com/office/word/2012/wordml" xmlns:w16cex="http://schemas.microsoft.com/office/word/2018/wordml/cex" xmlns:w16cid="http://schemas.microsoft.com/office/word/2016/wordml/cid" xmlns:w16="http://schemas.microsoft.com/office/word/2018/wordml" xmlns:w16sdtdh="http://schemas.microsoft.com/office/word/2020/wordml/sdtdatahash" xmlns:w16se="http://schemas.microsoft.com/office/word/2015/wordml/symex" mc:Ignorable="w14 w15 w16se w16cid w16 w16cex w16sdtdh">
+<w:styles xmlns:mc="http://schemas.openxmlformats.org/markup-compatibility/2006" xmlns:r="http://schemas.openxmlformats.org/officeDocument/2006/relationships" xmlns:w="http://schemas.openxmlformats.org/wordprocessingml/2006/main" xmlns:w14="http://schemas.microsoft.com/office/word/2010/wordml" xmlns:w15="http://schemas.microsoft.com/office/word/2012/wordml" xmlns:w16cex="http://schemas.microsoft.com/office/word/2018/wordml/cex" xmlns:w16cid="http://schemas.microsoft.com/office/word/2016/wordml/cid" xmlns:w16="http://schemas.microsoft.com/office/word/2018/wordml" xmlns:w16du="http://schemas.microsoft.com/office/word/2023/wordml/word16du" xmlns:w16sdtdh="http://schemas.microsoft.com/office/word/2020/wordml/sdtdatahash" xmlns:w16sdtfl="http://schemas.microsoft.com/office/word/2024/wordml/sdtformatlock" xmlns:w16se="http://schemas.microsoft.com/office/word/2015/wordml/symex" mc:Ignorable="w14 w15 w16se w16cid w16 w16cex w16sdtdh w16sdtfl w16du">
   <w:docDefaults>
     <w:rPrDefault>
       <w:rPr>
@@ -1762,12 +1868,7 @@
 </file>
 
 <file path=customXml/item1.xml><?xml version="1.0" encoding="utf-8"?>
-<?mso-contentType ?>
-<FormTemplates xmlns="http://schemas.microsoft.com/sharepoint/v3/contenttype/forms">
-  <Display>DocumentLibraryForm</Display>
-  <Edit>DocumentLibraryForm</Edit>
-  <New>DocumentLibraryForm</New>
-</FormTemplates>
+<b:Sources xmlns:b="http://schemas.openxmlformats.org/officeDocument/2006/bibliography" xmlns="http://schemas.openxmlformats.org/officeDocument/2006/bibliography" SelectedStyle="\APASixthEditionOfficeOnline.xsl" StyleName="APA" Version="6"/>
 </file>
 
 <file path=customXml/item2.xml><?xml version="1.0" encoding="utf-8"?>
@@ -1980,13 +2081,18 @@
 </file>
 
 <file path=customXml/item3.xml><?xml version="1.0" encoding="utf-8"?>
-<b:Sources xmlns:b="http://schemas.openxmlformats.org/officeDocument/2006/bibliography" xmlns="http://schemas.openxmlformats.org/officeDocument/2006/bibliography" SelectedStyle="\APASixthEditionOfficeOnline.xsl" StyleName="APA" Version="6"/>
+<?mso-contentType ?>
+<FormTemplates xmlns="http://schemas.microsoft.com/sharepoint/v3/contenttype/forms">
+  <Display>DocumentLibraryForm</Display>
+  <Edit>DocumentLibraryForm</Edit>
+  <New>DocumentLibraryForm</New>
+</FormTemplates>
 </file>
 
 <file path=customXml/itemProps1.xml><?xml version="1.0" encoding="utf-8"?>
-<ds:datastoreItem xmlns:ds="http://schemas.openxmlformats.org/officeDocument/2006/customXml" ds:itemID="{91D1F1DD-9113-49B4-830B-1428AD0ECE34}">
+<ds:datastoreItem xmlns:ds="http://schemas.openxmlformats.org/officeDocument/2006/customXml" ds:itemID="{B40AF80F-652B-44B5-B597-C694A4DEE917}">
   <ds:schemaRefs>
-    <ds:schemaRef ds:uri="http://schemas.microsoft.com/sharepoint/v3/contenttype/forms"/>
+    <ds:schemaRef ds:uri="http://schemas.openxmlformats.org/officeDocument/2006/bibliography"/>
   </ds:schemaRefs>
 </ds:datastoreItem>
 </file>
@@ -2011,9 +2117,9 @@
 </file>
 
 <file path=customXml/itemProps3.xml><?xml version="1.0" encoding="utf-8"?>
-<ds:datastoreItem xmlns:ds="http://schemas.openxmlformats.org/officeDocument/2006/customXml" ds:itemID="{B40AF80F-652B-44B5-B597-C694A4DEE917}">
+<ds:datastoreItem xmlns:ds="http://schemas.openxmlformats.org/officeDocument/2006/customXml" ds:itemID="{91D1F1DD-9113-49B4-830B-1428AD0ECE34}">
   <ds:schemaRefs>
-    <ds:schemaRef ds:uri="http://schemas.openxmlformats.org/officeDocument/2006/bibliography"/>
+    <ds:schemaRef ds:uri="http://schemas.microsoft.com/sharepoint/v3/contenttype/forms"/>
   </ds:schemaRefs>
 </ds:datastoreItem>
 </file>
--- a/doc/2.Document Annexe/CHECK_2510_RegulationChauffage_Mendes.docx
+++ b/doc/2.Document Annexe/CHECK_2510_RegulationChauffage_Mendes.docx
@@ -388,12 +388,17 @@
               <w:t xml:space="preserve">, MOS, diodes, </w:t>
             </w:r>
             <w:proofErr w:type="spellStart"/>
+            <w:proofErr w:type="gramStart"/>
             <w:r>
               <w:t>leds</w:t>
             </w:r>
             <w:proofErr w:type="spellEnd"/>
             <w:r>
-              <w:t>….)</w:t>
+              <w:t>….</w:t>
+            </w:r>
+            <w:proofErr w:type="gramEnd"/>
+            <w:r>
+              <w:t>)</w:t>
             </w:r>
           </w:p>
         </w:tc>
@@ -694,7 +699,7 @@
         <w:rPr>
           <w:noProof/>
         </w:rPr>
-        <w:t>ChecklistRevueDeSchema-v0.docx</w:t>
+        <w:t>CHECK_2510_RegulationChauffage_Mendes.docx</w:t>
       </w:r>
     </w:fldSimple>
   </w:p>
@@ -1868,7 +1873,12 @@
 </file>
 
 <file path=customXml/item1.xml><?xml version="1.0" encoding="utf-8"?>
-<b:Sources xmlns:b="http://schemas.openxmlformats.org/officeDocument/2006/bibliography" xmlns="http://schemas.openxmlformats.org/officeDocument/2006/bibliography" SelectedStyle="\APASixthEditionOfficeOnline.xsl" StyleName="APA" Version="6"/>
+<?mso-contentType ?>
+<FormTemplates xmlns="http://schemas.microsoft.com/sharepoint/v3/contenttype/forms">
+  <Display>DocumentLibraryForm</Display>
+  <Edit>DocumentLibraryForm</Edit>
+  <New>DocumentLibraryForm</New>
+</FormTemplates>
 </file>
 
 <file path=customXml/item2.xml><?xml version="1.0" encoding="utf-8"?>
@@ -2081,18 +2091,13 @@
 </file>
 
 <file path=customXml/item3.xml><?xml version="1.0" encoding="utf-8"?>
-<?mso-contentType ?>
-<FormTemplates xmlns="http://schemas.microsoft.com/sharepoint/v3/contenttype/forms">
-  <Display>DocumentLibraryForm</Display>
-  <Edit>DocumentLibraryForm</Edit>
-  <New>DocumentLibraryForm</New>
-</FormTemplates>
+<b:Sources xmlns:b="http://schemas.openxmlformats.org/officeDocument/2006/bibliography" xmlns="http://schemas.openxmlformats.org/officeDocument/2006/bibliography" SelectedStyle="\APASixthEditionOfficeOnline.xsl" StyleName="APA" Version="6"/>
 </file>
 
 <file path=customXml/itemProps1.xml><?xml version="1.0" encoding="utf-8"?>
-<ds:datastoreItem xmlns:ds="http://schemas.openxmlformats.org/officeDocument/2006/customXml" ds:itemID="{B40AF80F-652B-44B5-B597-C694A4DEE917}">
+<ds:datastoreItem xmlns:ds="http://schemas.openxmlformats.org/officeDocument/2006/customXml" ds:itemID="{91D1F1DD-9113-49B4-830B-1428AD0ECE34}">
   <ds:schemaRefs>
-    <ds:schemaRef ds:uri="http://schemas.openxmlformats.org/officeDocument/2006/bibliography"/>
+    <ds:schemaRef ds:uri="http://schemas.microsoft.com/sharepoint/v3/contenttype/forms"/>
   </ds:schemaRefs>
 </ds:datastoreItem>
 </file>
@@ -2117,9 +2122,9 @@
 </file>
 
 <file path=customXml/itemProps3.xml><?xml version="1.0" encoding="utf-8"?>
-<ds:datastoreItem xmlns:ds="http://schemas.openxmlformats.org/officeDocument/2006/customXml" ds:itemID="{91D1F1DD-9113-49B4-830B-1428AD0ECE34}">
+<ds:datastoreItem xmlns:ds="http://schemas.openxmlformats.org/officeDocument/2006/customXml" ds:itemID="{B40AF80F-652B-44B5-B597-C694A4DEE917}">
   <ds:schemaRefs>
-    <ds:schemaRef ds:uri="http://schemas.microsoft.com/sharepoint/v3/contenttype/forms"/>
+    <ds:schemaRef ds:uri="http://schemas.openxmlformats.org/officeDocument/2006/bibliography"/>
   </ds:schemaRefs>
 </ds:datastoreItem>
 </file>